--- a/Nieruchomości-scalanie-i-podział.docx
+++ b/Nieruchomości-scalanie-i-podział.docx
@@ -13,10 +13,10 @@
       <w:r>
         <w:rPr>
           <w:rFonts w:ascii="Helvetica" w:hAnsi="Helvetica" w:cs="Helvetica" w:eastAsia="Helvetica"/>
-          <w:b w:val="true"/>
-          <w:i w:val="false"/>
-          <w:caps w:val="true"/>
           <w:sz w:val="24"/>
+          <w:b w:val="on"/>
+          <w:i w:val="off"/>
+          <w:caps w:val="on"/>
           <w:u w:val="none"/>
         </w:rPr>
         <w:t>Rozporządzenie Rady Ministrów w sprawie scalania i podziału nieruchomości</w:t>
@@ -33,10 +33,10 @@
       <w:r>
         <w:rPr>
           <w:rFonts w:ascii="Helvetica" w:hAnsi="Helvetica" w:cs="Helvetica" w:eastAsia="Helvetica"/>
-          <w:b w:val="true"/>
-          <w:i w:val="false"/>
-          <w:caps w:val="false"/>
-          <w:sz w:val="18"/>
+          <w:sz w:val="18"/>
+          <w:b w:val="on"/>
+          <w:i w:val="off"/>
+          <w:caps w:val="off"/>
           <w:u w:val="none"/>
         </w:rPr>
         <w:t>z dnia 4 maja 2005 r. (Dz.U. Nr 86, poz. 736)</w:t>
@@ -50,10 +50,10 @@
       <w:r>
         <w:rPr>
           <w:rFonts w:ascii="Helvetica" w:hAnsi="Helvetica" w:cs="Helvetica" w:eastAsia="Helvetica"/>
-          <w:b w:val="false"/>
-          <w:i w:val="false"/>
-          <w:caps w:val="false"/>
-          <w:sz w:val="18"/>
+          <w:sz w:val="18"/>
+          <w:b w:val="off"/>
+          <w:i w:val="off"/>
+          <w:caps w:val="off"/>
           <w:u w:val="none"/>
         </w:rPr>
         <w:t>Na podstawie art. 108 ustawy z dnia 21 sierpnia 1997 r. o gospodarce nieruchomościami (Dz.U. z 2004 r. Nr 261, poz. 2603 i Nr 281, poz. 2782) zarządza się, co następuje:</w:t>
@@ -70,10 +70,10 @@
       <w:r>
         <w:rPr>
           <w:rFonts w:ascii="Helvetica" w:hAnsi="Helvetica" w:cs="Helvetica" w:eastAsia="Helvetica"/>
-          <w:b w:val="true"/>
-          <w:i w:val="false"/>
-          <w:caps w:val="true"/>
-          <w:sz w:val="18"/>
+          <w:sz w:val="18"/>
+          <w:b w:val="on"/>
+          <w:i w:val="off"/>
+          <w:caps w:val="on"/>
           <w:u w:val="none"/>
         </w:rPr>
         <w:t>Rozdział 1. Przepisy ogólne</w:t>
@@ -87,10 +87,10 @@
       <w:r>
         <w:rPr>
           <w:rFonts w:ascii="Helvetica" w:hAnsi="Helvetica" w:cs="Helvetica" w:eastAsia="Helvetica"/>
-          <w:b w:val="true"/>
-          <w:i w:val="false"/>
-          <w:caps w:val="false"/>
-          <w:sz w:val="18"/>
+          <w:sz w:val="18"/>
+          <w:b w:val="on"/>
+          <w:i w:val="off"/>
+          <w:caps w:val="off"/>
           <w:u w:val="none"/>
         </w:rPr>
         <w:t>§ 1 [Zakres przedmiotowy]</w:t>
@@ -98,10 +98,10 @@
       <w:r>
         <w:rPr>
           <w:rFonts w:ascii="Helvetica" w:hAnsi="Helvetica" w:cs="Helvetica" w:eastAsia="Helvetica"/>
-          <w:b w:val="false"/>
-          <w:i w:val="false"/>
-          <w:caps w:val="false"/>
-          <w:sz w:val="18"/>
+          <w:sz w:val="18"/>
+          <w:b w:val="off"/>
+          <w:i w:val="off"/>
+          <w:caps w:val="off"/>
           <w:u w:val="none"/>
         </w:rPr>
         <w:t xml:space="preserve"> Rozporządzenie określa:</w:t>
@@ -116,10 +116,10 @@
       <w:r>
         <w:rPr>
           <w:rFonts w:ascii="Helvetica" w:hAnsi="Helvetica" w:cs="Helvetica" w:eastAsia="Helvetica"/>
-          <w:b w:val="false"/>
-          <w:i w:val="false"/>
-          <w:caps w:val="false"/>
-          <w:sz w:val="18"/>
+          <w:sz w:val="18"/>
+          <w:b w:val="off"/>
+          <w:i w:val="off"/>
+          <w:caps w:val="off"/>
           <w:u w:val="none"/>
         </w:rPr>
         <w:t>1) sposób i tryb scalania i podziału nieruchomości, w tym:</w:t>
@@ -134,10 +134,10 @@
       <w:r>
         <w:rPr>
           <w:rFonts w:ascii="Helvetica" w:hAnsi="Helvetica" w:cs="Helvetica" w:eastAsia="Helvetica"/>
-          <w:b w:val="false"/>
-          <w:i w:val="false"/>
-          <w:caps w:val="false"/>
-          <w:sz w:val="18"/>
+          <w:sz w:val="18"/>
+          <w:b w:val="off"/>
+          <w:i w:val="off"/>
+          <w:caps w:val="off"/>
           <w:u w:val="none"/>
         </w:rPr>
         <w:t>a) rodzaje czynności poprzedzających wszczęcie postępowania w sprawie scalenia i podziału nieruchomości oraz terminy wykonywania tych czynności,</w:t>
@@ -152,10 +152,10 @@
       <w:r>
         <w:rPr>
           <w:rFonts w:ascii="Helvetica" w:hAnsi="Helvetica" w:cs="Helvetica" w:eastAsia="Helvetica"/>
-          <w:b w:val="false"/>
-          <w:i w:val="false"/>
-          <w:caps w:val="false"/>
-          <w:sz w:val="18"/>
+          <w:sz w:val="18"/>
+          <w:b w:val="off"/>
+          <w:i w:val="off"/>
+          <w:caps w:val="off"/>
           <w:u w:val="none"/>
         </w:rPr>
         <w:t>b) sposób ustalania granic zewnętrznych gruntów przeznaczonych do objęcia scaleniem i podziałem,</w:t>
@@ -170,10 +170,10 @@
       <w:r>
         <w:rPr>
           <w:rFonts w:ascii="Helvetica" w:hAnsi="Helvetica" w:cs="Helvetica" w:eastAsia="Helvetica"/>
-          <w:b w:val="false"/>
-          <w:i w:val="false"/>
-          <w:caps w:val="false"/>
-          <w:sz w:val="18"/>
+          <w:sz w:val="18"/>
+          <w:b w:val="off"/>
+          <w:i w:val="off"/>
+          <w:caps w:val="off"/>
           <w:u w:val="none"/>
         </w:rPr>
         <w:t>c) sposób przyjmowania granic nieruchomości przy wykonywaniu mapy z projektem scalenia i podziału,</w:t>
@@ -188,10 +188,10 @@
       <w:r>
         <w:rPr>
           <w:rFonts w:ascii="Helvetica" w:hAnsi="Helvetica" w:cs="Helvetica" w:eastAsia="Helvetica"/>
-          <w:b w:val="false"/>
-          <w:i w:val="false"/>
-          <w:caps w:val="false"/>
-          <w:sz w:val="18"/>
+          <w:sz w:val="18"/>
+          <w:b w:val="off"/>
+          <w:i w:val="off"/>
+          <w:caps w:val="off"/>
           <w:u w:val="none"/>
         </w:rPr>
         <w:t>d) sposób wyboru i działania rady uczestników scalenia,</w:t>
@@ -206,10 +206,10 @@
       <w:r>
         <w:rPr>
           <w:rFonts w:ascii="Helvetica" w:hAnsi="Helvetica" w:cs="Helvetica" w:eastAsia="Helvetica"/>
-          <w:b w:val="false"/>
-          <w:i w:val="false"/>
-          <w:caps w:val="false"/>
-          <w:sz w:val="18"/>
+          <w:sz w:val="18"/>
+          <w:b w:val="off"/>
+          <w:i w:val="off"/>
+          <w:caps w:val="off"/>
           <w:u w:val="none"/>
         </w:rPr>
         <w:t>e) sposób sporządzania, rodzaje i treść dokumentów niezbędnych w postępowaniu w sprawie scalenia i podziału;</w:t>
@@ -224,10 +224,10 @@
       <w:r>
         <w:rPr>
           <w:rFonts w:ascii="Helvetica" w:hAnsi="Helvetica" w:cs="Helvetica" w:eastAsia="Helvetica"/>
-          <w:b w:val="false"/>
-          <w:i w:val="false"/>
-          <w:caps w:val="false"/>
-          <w:sz w:val="18"/>
+          <w:sz w:val="18"/>
+          <w:b w:val="off"/>
+          <w:i w:val="off"/>
+          <w:caps w:val="off"/>
           <w:u w:val="none"/>
         </w:rPr>
         <w:t>2) sposób i tryb ustalania opłat adiacenckich.</w:t>
@@ -241,10 +241,10 @@
       <w:r>
         <w:rPr>
           <w:rFonts w:ascii="Helvetica" w:hAnsi="Helvetica" w:cs="Helvetica" w:eastAsia="Helvetica"/>
-          <w:b w:val="true"/>
-          <w:i w:val="false"/>
-          <w:caps w:val="false"/>
-          <w:sz w:val="18"/>
+          <w:sz w:val="18"/>
+          <w:b w:val="on"/>
+          <w:i w:val="off"/>
+          <w:caps w:val="off"/>
           <w:u w:val="none"/>
         </w:rPr>
         <w:t>§ 2 [Objaśnienia]</w:t>
@@ -252,10 +252,10 @@
       <w:r>
         <w:rPr>
           <w:rFonts w:ascii="Helvetica" w:hAnsi="Helvetica" w:cs="Helvetica" w:eastAsia="Helvetica"/>
-          <w:b w:val="false"/>
-          <w:i w:val="false"/>
-          <w:caps w:val="false"/>
-          <w:sz w:val="18"/>
+          <w:sz w:val="18"/>
+          <w:b w:val="off"/>
+          <w:i w:val="off"/>
+          <w:caps w:val="off"/>
           <w:u w:val="none"/>
         </w:rPr>
         <w:t xml:space="preserve"> Ilekroć w rozporządzeniu jest mowa o:</w:t>
@@ -270,10 +270,10 @@
       <w:r>
         <w:rPr>
           <w:rFonts w:ascii="Helvetica" w:hAnsi="Helvetica" w:cs="Helvetica" w:eastAsia="Helvetica"/>
-          <w:b w:val="false"/>
-          <w:i w:val="false"/>
-          <w:caps w:val="false"/>
-          <w:sz w:val="18"/>
+          <w:sz w:val="18"/>
+          <w:b w:val="off"/>
+          <w:i w:val="off"/>
+          <w:caps w:val="off"/>
           <w:u w:val="none"/>
         </w:rPr>
         <w:t>1) ustawie - należy przez to rozumieć ustawę z dnia 21 sierpnia 1997 r. o gospodarce nieruchomościami;</w:t>
@@ -288,10 +288,10 @@
       <w:r>
         <w:rPr>
           <w:rFonts w:ascii="Helvetica" w:hAnsi="Helvetica" w:cs="Helvetica" w:eastAsia="Helvetica"/>
-          <w:b w:val="false"/>
-          <w:i w:val="false"/>
-          <w:caps w:val="false"/>
-          <w:sz w:val="18"/>
+          <w:sz w:val="18"/>
+          <w:b w:val="off"/>
+          <w:i w:val="off"/>
+          <w:caps w:val="off"/>
           <w:u w:val="none"/>
         </w:rPr>
         <w:t>2) wójcie - należy przez to rozumieć wójta, burmistrza albo prezydenta miasta;</w:t>
@@ -306,10 +306,10 @@
       <w:r>
         <w:rPr>
           <w:rFonts w:ascii="Helvetica" w:hAnsi="Helvetica" w:cs="Helvetica" w:eastAsia="Helvetica"/>
-          <w:b w:val="false"/>
-          <w:i w:val="false"/>
-          <w:caps w:val="false"/>
-          <w:sz w:val="18"/>
+          <w:sz w:val="18"/>
+          <w:b w:val="off"/>
+          <w:i w:val="off"/>
+          <w:caps w:val="off"/>
           <w:u w:val="none"/>
         </w:rPr>
         <w:t>3) radzie - należy przez to rozumieć radę uczestników scalenia, o której mowa w art. 103 ust. 2 ustawy.</w:t>
@@ -326,10 +326,10 @@
       <w:r>
         <w:rPr>
           <w:rFonts w:ascii="Helvetica" w:hAnsi="Helvetica" w:cs="Helvetica" w:eastAsia="Helvetica"/>
-          <w:b w:val="true"/>
-          <w:i w:val="false"/>
-          <w:caps w:val="true"/>
-          <w:sz w:val="18"/>
+          <w:sz w:val="18"/>
+          <w:b w:val="on"/>
+          <w:i w:val="off"/>
+          <w:caps w:val="on"/>
           <w:u w:val="none"/>
         </w:rPr>
         <w:t>Rozdział 2. Czynności poprzedzające podjęcie uchwały o scaleniu i podziale nieruchomości</w:t>
@@ -343,10 +343,10 @@
       <w:r>
         <w:rPr>
           <w:rFonts w:ascii="Helvetica" w:hAnsi="Helvetica" w:cs="Helvetica" w:eastAsia="Helvetica"/>
-          <w:b w:val="true"/>
-          <w:i w:val="false"/>
-          <w:caps w:val="false"/>
-          <w:sz w:val="18"/>
+          <w:sz w:val="18"/>
+          <w:b w:val="on"/>
+          <w:i w:val="off"/>
+          <w:caps w:val="off"/>
           <w:u w:val="none"/>
         </w:rPr>
         <w:t>§ 3 [Czynności wójta na wniosek lub z urzędu]</w:t>
@@ -360,10 +360,10 @@
       <w:r>
         <w:rPr>
           <w:rFonts w:ascii="Helvetica" w:hAnsi="Helvetica" w:cs="Helvetica" w:eastAsia="Helvetica"/>
-          <w:b w:val="false"/>
-          <w:i w:val="false"/>
-          <w:caps w:val="false"/>
-          <w:sz w:val="18"/>
+          <w:sz w:val="18"/>
+          <w:b w:val="off"/>
+          <w:i w:val="off"/>
+          <w:caps w:val="off"/>
           <w:u w:val="none"/>
         </w:rPr>
         <w:t>1. Wójt podejmuje czynności poprzedzające wszczęcie postępowania w sprawie scalenia i podziału nieruchomości:</w:t>
@@ -378,10 +378,10 @@
       <w:r>
         <w:rPr>
           <w:rFonts w:ascii="Helvetica" w:hAnsi="Helvetica" w:cs="Helvetica" w:eastAsia="Helvetica"/>
-          <w:b w:val="false"/>
-          <w:i w:val="false"/>
-          <w:caps w:val="false"/>
-          <w:sz w:val="18"/>
+          <w:sz w:val="18"/>
+          <w:b w:val="off"/>
+          <w:i w:val="off"/>
+          <w:caps w:val="off"/>
           <w:u w:val="none"/>
         </w:rPr>
         <w:t>1) na wniosek właścicieli lub użytkowników wieczystych nieruchomości, o których mowa w art. 102 ust. 2 ustawy;</w:t>
@@ -396,10 +396,10 @@
       <w:r>
         <w:rPr>
           <w:rFonts w:ascii="Helvetica" w:hAnsi="Helvetica" w:cs="Helvetica" w:eastAsia="Helvetica"/>
-          <w:b w:val="false"/>
-          <w:i w:val="false"/>
-          <w:caps w:val="false"/>
-          <w:sz w:val="18"/>
+          <w:sz w:val="18"/>
+          <w:b w:val="off"/>
+          <w:i w:val="off"/>
+          <w:caps w:val="off"/>
           <w:u w:val="none"/>
         </w:rPr>
         <w:t>2) z urzędu, jeżeli w planie miejscowym określono obszary wymagające przeprowadzenia scaleń i podziałów lub gdy na obszarze przewidzianym do scalenia i podziału gmina jest właścicielem lub użytkownikiem wieczystym ponad 50% powierzchni gruntów.</w:t>
@@ -413,10 +413,10 @@
       <w:r>
         <w:rPr>
           <w:rFonts w:ascii="Helvetica" w:hAnsi="Helvetica" w:cs="Helvetica" w:eastAsia="Helvetica"/>
-          <w:b w:val="false"/>
-          <w:i w:val="false"/>
-          <w:caps w:val="false"/>
-          <w:sz w:val="18"/>
+          <w:sz w:val="18"/>
+          <w:b w:val="off"/>
+          <w:i w:val="off"/>
+          <w:caps w:val="off"/>
           <w:u w:val="none"/>
         </w:rPr>
         <w:t>2. Właściciele lub użytkownicy wieczyści do wniosku, o którym mowa w ust. 1 pkt 1, dołączają:</w:t>
@@ -431,10 +431,10 @@
       <w:r>
         <w:rPr>
           <w:rFonts w:ascii="Helvetica" w:hAnsi="Helvetica" w:cs="Helvetica" w:eastAsia="Helvetica"/>
-          <w:b w:val="false"/>
-          <w:i w:val="false"/>
-          <w:caps w:val="false"/>
-          <w:sz w:val="18"/>
+          <w:sz w:val="18"/>
+          <w:b w:val="off"/>
+          <w:i w:val="off"/>
+          <w:caps w:val="off"/>
           <w:u w:val="none"/>
         </w:rPr>
         <w:t>1) odpisy ksiąg wieczystych lub, w przypadku ich braku, inne dokumenty potwierdzające prawa do nieruchomości;</w:t>
@@ -449,10 +449,10 @@
       <w:r>
         <w:rPr>
           <w:rFonts w:ascii="Helvetica" w:hAnsi="Helvetica" w:cs="Helvetica" w:eastAsia="Helvetica"/>
-          <w:b w:val="false"/>
-          <w:i w:val="false"/>
-          <w:caps w:val="false"/>
-          <w:sz w:val="18"/>
+          <w:sz w:val="18"/>
+          <w:b w:val="off"/>
+          <w:i w:val="off"/>
+          <w:caps w:val="off"/>
           <w:u w:val="none"/>
         </w:rPr>
         <w:t>2) wypisy i wyrysy z katastru nieruchomości.</w:t>
@@ -466,10 +466,10 @@
       <w:r>
         <w:rPr>
           <w:rFonts w:ascii="Helvetica" w:hAnsi="Helvetica" w:cs="Helvetica" w:eastAsia="Helvetica"/>
-          <w:b w:val="true"/>
-          <w:i w:val="false"/>
-          <w:caps w:val="false"/>
-          <w:sz w:val="18"/>
+          <w:sz w:val="18"/>
+          <w:b w:val="on"/>
+          <w:i w:val="off"/>
+          <w:caps w:val="off"/>
           <w:u w:val="none"/>
         </w:rPr>
         <w:t>§ 4 [Termin przeprowadzenia analizy]</w:t>
@@ -477,10 +477,10 @@
       <w:r>
         <w:rPr>
           <w:rFonts w:ascii="Helvetica" w:hAnsi="Helvetica" w:cs="Helvetica" w:eastAsia="Helvetica"/>
-          <w:b w:val="false"/>
-          <w:i w:val="false"/>
-          <w:caps w:val="false"/>
-          <w:sz w:val="18"/>
+          <w:sz w:val="18"/>
+          <w:b w:val="off"/>
+          <w:i w:val="off"/>
+          <w:caps w:val="off"/>
           <w:u w:val="none"/>
         </w:rPr>
         <w:t xml:space="preserve"> Wójt, w okresie do 6 miesięcy od dnia złożenia wniosku, o którym mowa w § 3 ust. 1 pkt 1, przeprowadza analizę okoliczności uzasadniających dokonanie scalenia i podziału nieruchomości, a w szczególności:</w:t>
@@ -495,10 +495,10 @@
       <w:r>
         <w:rPr>
           <w:rFonts w:ascii="Helvetica" w:hAnsi="Helvetica" w:cs="Helvetica" w:eastAsia="Helvetica"/>
-          <w:b w:val="false"/>
-          <w:i w:val="false"/>
-          <w:caps w:val="false"/>
-          <w:sz w:val="18"/>
+          <w:sz w:val="18"/>
+          <w:b w:val="off"/>
+          <w:i w:val="off"/>
+          <w:caps w:val="off"/>
           <w:u w:val="none"/>
         </w:rPr>
         <w:t>1) przeznaczenia i warunków zagospodarowania terenu, ustalonych w planie miejscowym;</w:t>
@@ -513,10 +513,10 @@
       <w:r>
         <w:rPr>
           <w:rFonts w:ascii="Helvetica" w:hAnsi="Helvetica" w:cs="Helvetica" w:eastAsia="Helvetica"/>
-          <w:b w:val="false"/>
-          <w:i w:val="false"/>
-          <w:caps w:val="false"/>
-          <w:sz w:val="18"/>
+          <w:sz w:val="18"/>
+          <w:b w:val="off"/>
+          <w:i w:val="off"/>
+          <w:caps w:val="off"/>
           <w:u w:val="none"/>
         </w:rPr>
         <w:t>2) wniosków, o których mowa w § 3 ust. 1 pkt 1;</w:t>
@@ -531,10 +531,10 @@
       <w:r>
         <w:rPr>
           <w:rFonts w:ascii="Helvetica" w:hAnsi="Helvetica" w:cs="Helvetica" w:eastAsia="Helvetica"/>
-          <w:b w:val="false"/>
-          <w:i w:val="false"/>
-          <w:caps w:val="false"/>
-          <w:sz w:val="18"/>
+          <w:sz w:val="18"/>
+          <w:b w:val="off"/>
+          <w:i w:val="off"/>
+          <w:caps w:val="off"/>
           <w:u w:val="none"/>
         </w:rPr>
         <w:t>3) dotychczasowej struktury przestrzennej nieruchomości;</w:t>
@@ -549,10 +549,10 @@
       <w:r>
         <w:rPr>
           <w:rFonts w:ascii="Helvetica" w:hAnsi="Helvetica" w:cs="Helvetica" w:eastAsia="Helvetica"/>
-          <w:b w:val="false"/>
-          <w:i w:val="false"/>
-          <w:caps w:val="false"/>
-          <w:sz w:val="18"/>
+          <w:sz w:val="18"/>
+          <w:b w:val="off"/>
+          <w:i w:val="off"/>
+          <w:caps w:val="off"/>
           <w:u w:val="none"/>
         </w:rPr>
         <w:t>4) stanu istniejącej infrastruktury technicznej i potrzeby jej rozbudowy;</w:t>
@@ -567,10 +567,10 @@
       <w:r>
         <w:rPr>
           <w:rFonts w:ascii="Helvetica" w:hAnsi="Helvetica" w:cs="Helvetica" w:eastAsia="Helvetica"/>
-          <w:b w:val="false"/>
-          <w:i w:val="false"/>
-          <w:caps w:val="false"/>
-          <w:sz w:val="18"/>
+          <w:sz w:val="18"/>
+          <w:b w:val="off"/>
+          <w:i w:val="off"/>
+          <w:caps w:val="off"/>
           <w:u w:val="none"/>
         </w:rPr>
         <w:t>5) możliwości sfinansowania przez gminę wydatków związanych z budową lub rozbudową urządzeń infrastruktury technicznej oraz innych kosztów związanych z przeprowadzeniem scalenia i podziału nieruchomości;</w:t>
@@ -585,10 +585,10 @@
       <w:r>
         <w:rPr>
           <w:rFonts w:ascii="Helvetica" w:hAnsi="Helvetica" w:cs="Helvetica" w:eastAsia="Helvetica"/>
-          <w:b w:val="false"/>
-          <w:i w:val="false"/>
-          <w:caps w:val="false"/>
-          <w:sz w:val="18"/>
+          <w:sz w:val="18"/>
+          <w:b w:val="off"/>
+          <w:i w:val="off"/>
+          <w:caps w:val="off"/>
           <w:u w:val="none"/>
         </w:rPr>
         <w:t>6) zgodności dokumentów określających stan prawny nieruchomości z danymi z katastru nieruchomości.</w:t>
@@ -602,10 +602,10 @@
       <w:r>
         <w:rPr>
           <w:rFonts w:ascii="Helvetica" w:hAnsi="Helvetica" w:cs="Helvetica" w:eastAsia="Helvetica"/>
-          <w:b w:val="true"/>
-          <w:i w:val="false"/>
-          <w:caps w:val="false"/>
-          <w:sz w:val="18"/>
+          <w:sz w:val="18"/>
+          <w:b w:val="on"/>
+          <w:i w:val="off"/>
+          <w:caps w:val="off"/>
           <w:u w:val="none"/>
         </w:rPr>
         <w:t>§ 5 [Projekt uchwały]</w:t>
@@ -619,10 +619,10 @@
       <w:r>
         <w:rPr>
           <w:rFonts w:ascii="Helvetica" w:hAnsi="Helvetica" w:cs="Helvetica" w:eastAsia="Helvetica"/>
-          <w:b w:val="false"/>
-          <w:i w:val="false"/>
-          <w:caps w:val="false"/>
-          <w:sz w:val="18"/>
+          <w:sz w:val="18"/>
+          <w:b w:val="off"/>
+          <w:i w:val="off"/>
+          <w:caps w:val="off"/>
           <w:u w:val="none"/>
         </w:rPr>
         <w:t>1. Na podstawie wyników przeprowadzonej analizy, o której mowa w § 4, wójt przedstawia radzie gminy projekt uchwały:</w:t>
@@ -637,10 +637,10 @@
       <w:r>
         <w:rPr>
           <w:rFonts w:ascii="Helvetica" w:hAnsi="Helvetica" w:cs="Helvetica" w:eastAsia="Helvetica"/>
-          <w:b w:val="false"/>
-          <w:i w:val="false"/>
-          <w:caps w:val="false"/>
-          <w:sz w:val="18"/>
+          <w:sz w:val="18"/>
+          <w:b w:val="off"/>
+          <w:i w:val="off"/>
+          <w:caps w:val="off"/>
           <w:u w:val="none"/>
         </w:rPr>
         <w:t>1) o przystąpieniu do scalenia i podziału nieruchomości w granicach określonych w tym projekcie albo</w:t>
@@ -655,10 +655,10 @@
       <w:r>
         <w:rPr>
           <w:rFonts w:ascii="Helvetica" w:hAnsi="Helvetica" w:cs="Helvetica" w:eastAsia="Helvetica"/>
-          <w:b w:val="false"/>
-          <w:i w:val="false"/>
-          <w:caps w:val="false"/>
-          <w:sz w:val="18"/>
+          <w:sz w:val="18"/>
+          <w:b w:val="off"/>
+          <w:i w:val="off"/>
+          <w:caps w:val="off"/>
           <w:u w:val="none"/>
         </w:rPr>
         <w:t>2) o odmowie przystąpienia do scalenia i podziału nieruchomości.</w:t>
@@ -672,10 +672,10 @@
       <w:r>
         <w:rPr>
           <w:rFonts w:ascii="Helvetica" w:hAnsi="Helvetica" w:cs="Helvetica" w:eastAsia="Helvetica"/>
-          <w:b w:val="false"/>
-          <w:i w:val="false"/>
-          <w:caps w:val="false"/>
-          <w:sz w:val="18"/>
+          <w:sz w:val="18"/>
+          <w:b w:val="off"/>
+          <w:i w:val="off"/>
+          <w:caps w:val="off"/>
           <w:u w:val="none"/>
         </w:rPr>
         <w:t>2. Do projektu uchwały o przystąpieniu do scalenia i podziału nieruchomości dołącza się:</w:t>
@@ -690,10 +690,10 @@
       <w:r>
         <w:rPr>
           <w:rFonts w:ascii="Helvetica" w:hAnsi="Helvetica" w:cs="Helvetica" w:eastAsia="Helvetica"/>
-          <w:b w:val="false"/>
-          <w:i w:val="false"/>
-          <w:caps w:val="false"/>
-          <w:sz w:val="18"/>
+          <w:sz w:val="18"/>
+          <w:b w:val="off"/>
+          <w:i w:val="off"/>
+          <w:caps w:val="off"/>
           <w:u w:val="none"/>
         </w:rPr>
         <w:t>1) wypis i wyrys z katastru nieruchomości sporządzony dla gruntów przeznaczonych do scalenia i podziału nieruchomości, z zaznaczonymi granicami zewnętrznymi tych gruntów;</w:t>
@@ -708,10 +708,10 @@
       <w:r>
         <w:rPr>
           <w:rFonts w:ascii="Helvetica" w:hAnsi="Helvetica" w:cs="Helvetica" w:eastAsia="Helvetica"/>
-          <w:b w:val="false"/>
-          <w:i w:val="false"/>
-          <w:caps w:val="false"/>
-          <w:sz w:val="18"/>
+          <w:sz w:val="18"/>
+          <w:b w:val="off"/>
+          <w:i w:val="off"/>
+          <w:caps w:val="off"/>
           <w:u w:val="none"/>
         </w:rPr>
         <w:t>2) wypis i wyrys z planu miejscowego.</w:t>
@@ -725,10 +725,10 @@
       <w:r>
         <w:rPr>
           <w:rFonts w:ascii="Helvetica" w:hAnsi="Helvetica" w:cs="Helvetica" w:eastAsia="Helvetica"/>
-          <w:b w:val="false"/>
-          <w:i w:val="false"/>
-          <w:caps w:val="false"/>
-          <w:sz w:val="18"/>
+          <w:sz w:val="18"/>
+          <w:b w:val="off"/>
+          <w:i w:val="off"/>
+          <w:caps w:val="off"/>
           <w:u w:val="none"/>
         </w:rPr>
         <w:t>3. Granice nieruchomości przeznaczonych do scalenia i podziału ustala się i przyjmuje według katastru nieruchomości, a stan prawny nieruchomości według ksiąg wieczystych oraz innych dokumentów określających stan prawny nieruchomości.</w:t>
@@ -742,10 +742,10 @@
       <w:r>
         <w:rPr>
           <w:rFonts w:ascii="Helvetica" w:hAnsi="Helvetica" w:cs="Helvetica" w:eastAsia="Helvetica"/>
-          <w:b w:val="false"/>
-          <w:i w:val="false"/>
-          <w:caps w:val="false"/>
-          <w:sz w:val="18"/>
+          <w:sz w:val="18"/>
+          <w:b w:val="off"/>
+          <w:i w:val="off"/>
+          <w:caps w:val="off"/>
           <w:u w:val="none"/>
         </w:rPr>
         <w:t>4. Informację o podjęciu uchwały o odmowie przystąpienia do scalenia i podziału nieruchomości wójt podaje do publicznej wiadomości w sposób zwyczajowo przyjęty w danej miejscowości.</w:t>
@@ -762,10 +762,10 @@
       <w:r>
         <w:rPr>
           <w:rFonts w:ascii="Helvetica" w:hAnsi="Helvetica" w:cs="Helvetica" w:eastAsia="Helvetica"/>
-          <w:b w:val="true"/>
-          <w:i w:val="false"/>
-          <w:caps w:val="true"/>
-          <w:sz w:val="18"/>
+          <w:sz w:val="18"/>
+          <w:b w:val="on"/>
+          <w:i w:val="off"/>
+          <w:caps w:val="on"/>
           <w:u w:val="none"/>
         </w:rPr>
         <w:t>Rozdział 3. Rada uczestników scalenia</w:t>
@@ -779,10 +779,10 @@
       <w:r>
         <w:rPr>
           <w:rFonts w:ascii="Helvetica" w:hAnsi="Helvetica" w:cs="Helvetica" w:eastAsia="Helvetica"/>
-          <w:b w:val="true"/>
-          <w:i w:val="false"/>
-          <w:caps w:val="false"/>
-          <w:sz w:val="18"/>
+          <w:sz w:val="18"/>
+          <w:b w:val="on"/>
+          <w:i w:val="off"/>
+          <w:caps w:val="off"/>
           <w:u w:val="none"/>
         </w:rPr>
         <w:t>§ 6 [Zebranie informacyjne; wybór członków rady]</w:t>
@@ -796,10 +796,10 @@
       <w:r>
         <w:rPr>
           <w:rFonts w:ascii="Helvetica" w:hAnsi="Helvetica" w:cs="Helvetica" w:eastAsia="Helvetica"/>
-          <w:b w:val="false"/>
-          <w:i w:val="false"/>
-          <w:caps w:val="false"/>
-          <w:sz w:val="18"/>
+          <w:sz w:val="18"/>
+          <w:b w:val="off"/>
+          <w:i w:val="off"/>
+          <w:caps w:val="off"/>
           <w:u w:val="none"/>
         </w:rPr>
         <w:t>1. Po wejściu w życie uchwały o przystąpieniu do scalenia i podziału nieruchomości, wójt wyznacza termin zebrania informacyjnego i powiadamia o nim uczestników postępowania w sprawie scalenia i podziału nieruchomości.</w:t>
@@ -813,10 +813,10 @@
       <w:r>
         <w:rPr>
           <w:rFonts w:ascii="Helvetica" w:hAnsi="Helvetica" w:cs="Helvetica" w:eastAsia="Helvetica"/>
-          <w:b w:val="false"/>
-          <w:i w:val="false"/>
-          <w:caps w:val="false"/>
-          <w:sz w:val="18"/>
+          <w:sz w:val="18"/>
+          <w:b w:val="off"/>
+          <w:i w:val="off"/>
+          <w:caps w:val="off"/>
           <w:u w:val="none"/>
         </w:rPr>
         <w:t>2. Na zebraniu informacyjnym, o którym mowa w ust. 1, wójt:</w:t>
@@ -831,10 +831,10 @@
       <w:r>
         <w:rPr>
           <w:rFonts w:ascii="Helvetica" w:hAnsi="Helvetica" w:cs="Helvetica" w:eastAsia="Helvetica"/>
-          <w:b w:val="false"/>
-          <w:i w:val="false"/>
-          <w:caps w:val="false"/>
-          <w:sz w:val="18"/>
+          <w:sz w:val="18"/>
+          <w:b w:val="off"/>
+          <w:i w:val="off"/>
+          <w:caps w:val="off"/>
           <w:u w:val="none"/>
         </w:rPr>
         <w:t>1) zapoznaje uczestników postępowania w sprawie scalenia i podziału nieruchomości z uchwałą o przystąpieniu do scalenia i podziału nieruchomości oraz z wynikami przeprowadzonej analizy;</w:t>
@@ -849,10 +849,10 @@
       <w:r>
         <w:rPr>
           <w:rFonts w:ascii="Helvetica" w:hAnsi="Helvetica" w:cs="Helvetica" w:eastAsia="Helvetica"/>
-          <w:b w:val="false"/>
-          <w:i w:val="false"/>
-          <w:caps w:val="false"/>
-          <w:sz w:val="18"/>
+          <w:sz w:val="18"/>
+          <w:b w:val="off"/>
+          <w:i w:val="off"/>
+          <w:caps w:val="off"/>
           <w:u w:val="none"/>
         </w:rPr>
         <w:t>2) przeprowadza, na wniosek uczestników postępowania w sprawie scalenia i podziału nieruchomości, wybory rady.</w:t>
@@ -866,10 +866,10 @@
       <w:r>
         <w:rPr>
           <w:rFonts w:ascii="Helvetica" w:hAnsi="Helvetica" w:cs="Helvetica" w:eastAsia="Helvetica"/>
-          <w:b w:val="false"/>
-          <w:i w:val="false"/>
-          <w:caps w:val="false"/>
-          <w:sz w:val="18"/>
+          <w:sz w:val="18"/>
+          <w:b w:val="off"/>
+          <w:i w:val="off"/>
+          <w:caps w:val="off"/>
           <w:u w:val="none"/>
         </w:rPr>
         <w:t>3. Wyboru członków rady dokonuje się zwykłą większością głosów spośród kandydatów zgłoszonych na zebraniu w głosowaniu niejawnym przy udziale co najmniej połowy uczestników postępowania w sprawie scalenia i podziału nieruchomości. Każdy uczestnik postępowania w sprawie scalenia i podziału nieruchomości ma prawo zgłosić jednego kandydata. Osoby, które otrzymały najwięcej głosów, wchodzą w skład rady. Spory dotyczące głosowania rozstrzyga wójt.</w:t>
@@ -883,10 +883,10 @@
       <w:r>
         <w:rPr>
           <w:rFonts w:ascii="Helvetica" w:hAnsi="Helvetica" w:cs="Helvetica" w:eastAsia="Helvetica"/>
-          <w:b w:val="true"/>
-          <w:i w:val="false"/>
-          <w:caps w:val="false"/>
-          <w:sz w:val="18"/>
+          <w:sz w:val="18"/>
+          <w:b w:val="on"/>
+          <w:i w:val="off"/>
+          <w:caps w:val="off"/>
           <w:u w:val="none"/>
         </w:rPr>
         <w:t>§ 7 [Wybór przewodniczącego]</w:t>
@@ -894,10 +894,10 @@
       <w:r>
         <w:rPr>
           <w:rFonts w:ascii="Helvetica" w:hAnsi="Helvetica" w:cs="Helvetica" w:eastAsia="Helvetica"/>
-          <w:b w:val="false"/>
-          <w:i w:val="false"/>
-          <w:caps w:val="false"/>
-          <w:sz w:val="18"/>
+          <w:sz w:val="18"/>
+          <w:b w:val="off"/>
+          <w:i w:val="off"/>
+          <w:caps w:val="off"/>
           <w:u w:val="none"/>
         </w:rPr>
         <w:t xml:space="preserve"> Rada dokonuje wyboru przewodniczącego spośród jej członków.</w:t>
@@ -911,10 +911,10 @@
       <w:r>
         <w:rPr>
           <w:rFonts w:ascii="Helvetica" w:hAnsi="Helvetica" w:cs="Helvetica" w:eastAsia="Helvetica"/>
-          <w:b w:val="true"/>
-          <w:i w:val="false"/>
-          <w:caps w:val="false"/>
-          <w:sz w:val="18"/>
+          <w:sz w:val="18"/>
+          <w:b w:val="on"/>
+          <w:i w:val="off"/>
+          <w:caps w:val="off"/>
           <w:u w:val="none"/>
         </w:rPr>
         <w:t>§ 8 [Spory przy opiniowaniu]</w:t>
@@ -928,10 +928,10 @@
       <w:r>
         <w:rPr>
           <w:rFonts w:ascii="Helvetica" w:hAnsi="Helvetica" w:cs="Helvetica" w:eastAsia="Helvetica"/>
-          <w:b w:val="false"/>
-          <w:i w:val="false"/>
-          <w:caps w:val="false"/>
-          <w:sz w:val="18"/>
+          <w:sz w:val="18"/>
+          <w:b w:val="off"/>
+          <w:i w:val="off"/>
+          <w:caps w:val="off"/>
           <w:u w:val="none"/>
         </w:rPr>
         <w:t>1. Opinie rady w sprawach, o których mowa w art. 103 ust. 3 i 4 ustawy, są zamieszczane w protokole posiedzeń rady i przekazywane wójtowi.</w:t>
@@ -945,10 +945,10 @@
       <w:r>
         <w:rPr>
           <w:rFonts w:ascii="Helvetica" w:hAnsi="Helvetica" w:cs="Helvetica" w:eastAsia="Helvetica"/>
-          <w:b w:val="false"/>
-          <w:i w:val="false"/>
-          <w:caps w:val="false"/>
-          <w:sz w:val="18"/>
+          <w:sz w:val="18"/>
+          <w:b w:val="off"/>
+          <w:i w:val="off"/>
+          <w:caps w:val="off"/>
           <w:u w:val="none"/>
         </w:rPr>
         <w:t>2. W przypadku braku jednomyślności przy opiniowaniu spory między członkami rady są rozstrzygane zwykłą większością głosów. W przypadku równej liczby głosów decyduje głos przewodniczącego rady.</w:t>
@@ -965,10 +965,10 @@
       <w:r>
         <w:rPr>
           <w:rFonts w:ascii="Helvetica" w:hAnsi="Helvetica" w:cs="Helvetica" w:eastAsia="Helvetica"/>
-          <w:b w:val="true"/>
-          <w:i w:val="false"/>
-          <w:caps w:val="true"/>
-          <w:sz w:val="18"/>
+          <w:sz w:val="18"/>
+          <w:b w:val="on"/>
+          <w:i w:val="off"/>
+          <w:caps w:val="on"/>
           <w:u w:val="none"/>
         </w:rPr>
         <w:t>Rozdział 4. Opracowanie projektu uchwały o scaleniu i podziale nieruchomości oraz rodzaje i treść dokumentów niezbędnych w postępowaniu w sprawie scalenia i podziału nieruchomości</w:t>
@@ -982,10 +982,10 @@
       <w:r>
         <w:rPr>
           <w:rFonts w:ascii="Helvetica" w:hAnsi="Helvetica" w:cs="Helvetica" w:eastAsia="Helvetica"/>
-          <w:b w:val="true"/>
-          <w:i w:val="false"/>
-          <w:caps w:val="false"/>
-          <w:sz w:val="18"/>
+          <w:sz w:val="18"/>
+          <w:b w:val="on"/>
+          <w:i w:val="off"/>
+          <w:caps w:val="off"/>
           <w:u w:val="none"/>
         </w:rPr>
         <w:t>§ 9 [Dokumentacja geodezyjna]</w:t>
@@ -999,10 +999,10 @@
       <w:r>
         <w:rPr>
           <w:rFonts w:ascii="Helvetica" w:hAnsi="Helvetica" w:cs="Helvetica" w:eastAsia="Helvetica"/>
-          <w:b w:val="false"/>
-          <w:i w:val="false"/>
-          <w:caps w:val="false"/>
-          <w:sz w:val="18"/>
+          <w:sz w:val="18"/>
+          <w:b w:val="off"/>
+          <w:i w:val="off"/>
+          <w:caps w:val="off"/>
           <w:u w:val="none"/>
         </w:rPr>
         <w:t>1. W celu opracowania projektu uchwały o scaleniu i podziale nieruchomości, uwzględniając zaktualizowane dane z katastru nieruchomości, dla gruntów objętych uchwałą o przystąpieniu do scalenia i podziału nieruchomości upoważniony przez wójta geodeta przygotowuje geodezyjną dokumentację projektową scalenia i podziału nieruchomości, na którą składa się:</w:t>
@@ -1017,10 +1017,10 @@
       <w:r>
         <w:rPr>
           <w:rFonts w:ascii="Helvetica" w:hAnsi="Helvetica" w:cs="Helvetica" w:eastAsia="Helvetica"/>
-          <w:b w:val="false"/>
-          <w:i w:val="false"/>
-          <w:caps w:val="false"/>
-          <w:sz w:val="18"/>
+          <w:sz w:val="18"/>
+          <w:b w:val="off"/>
+          <w:i w:val="off"/>
+          <w:caps w:val="off"/>
           <w:u w:val="none"/>
         </w:rPr>
         <w:t>1) mapa z geodezyjnym projektem scalenia i podziału nieruchomości;</w:t>
@@ -1035,10 +1035,10 @@
       <w:r>
         <w:rPr>
           <w:rFonts w:ascii="Helvetica" w:hAnsi="Helvetica" w:cs="Helvetica" w:eastAsia="Helvetica"/>
-          <w:b w:val="false"/>
-          <w:i w:val="false"/>
-          <w:caps w:val="false"/>
-          <w:sz w:val="18"/>
+          <w:sz w:val="18"/>
+          <w:b w:val="off"/>
+          <w:i w:val="off"/>
+          <w:caps w:val="off"/>
           <w:u w:val="none"/>
         </w:rPr>
         <w:t>2) rejestr nieruchomości, z wykazaniem stanu dotychczasowego oraz stanu nowego po scaleniu i podziale.</w:t>
@@ -1052,10 +1052,10 @@
       <w:r>
         <w:rPr>
           <w:rFonts w:ascii="Helvetica" w:hAnsi="Helvetica" w:cs="Helvetica" w:eastAsia="Helvetica"/>
-          <w:b w:val="false"/>
-          <w:i w:val="false"/>
-          <w:caps w:val="false"/>
-          <w:sz w:val="18"/>
+          <w:sz w:val="18"/>
+          <w:b w:val="off"/>
+          <w:i w:val="off"/>
+          <w:caps w:val="off"/>
           <w:u w:val="none"/>
         </w:rPr>
         <w:t>2. Geodeta, o którym mowa w ust. 1, wykonuje dodatkowo czynności polegające na:</w:t>
@@ -1070,10 +1070,10 @@
       <w:r>
         <w:rPr>
           <w:rFonts w:ascii="Helvetica" w:hAnsi="Helvetica" w:cs="Helvetica" w:eastAsia="Helvetica"/>
-          <w:b w:val="false"/>
-          <w:i w:val="false"/>
-          <w:caps w:val="false"/>
-          <w:sz w:val="18"/>
+          <w:sz w:val="18"/>
+          <w:b w:val="off"/>
+          <w:i w:val="off"/>
+          <w:caps w:val="off"/>
           <w:u w:val="none"/>
         </w:rPr>
         <w:t>1) geodezyjnym opracowaniu granic nieruchomości objętych scaleniem i podziałem nieruchomości;</w:t>
@@ -1088,10 +1088,10 @@
       <w:r>
         <w:rPr>
           <w:rFonts w:ascii="Helvetica" w:hAnsi="Helvetica" w:cs="Helvetica" w:eastAsia="Helvetica"/>
-          <w:b w:val="false"/>
-          <w:i w:val="false"/>
-          <w:caps w:val="false"/>
-          <w:sz w:val="18"/>
+          <w:sz w:val="18"/>
+          <w:b w:val="off"/>
+          <w:i w:val="off"/>
+          <w:caps w:val="off"/>
           <w:u w:val="none"/>
         </w:rPr>
         <w:t>2) wyznaczeniu i wskazaniu uczestnikom postępowania granic nowo wydzielonych działek gruntu oraz utrwaleniu tych granic, zgodnie z przepisami o rozgraniczaniu nieruchomości.</w:t>
@@ -1105,10 +1105,10 @@
       <w:r>
         <w:rPr>
           <w:rFonts w:ascii="Helvetica" w:hAnsi="Helvetica" w:cs="Helvetica" w:eastAsia="Helvetica"/>
-          <w:b w:val="true"/>
-          <w:i w:val="false"/>
-          <w:caps w:val="false"/>
-          <w:sz w:val="18"/>
+          <w:sz w:val="18"/>
+          <w:b w:val="on"/>
+          <w:i w:val="off"/>
+          <w:caps w:val="off"/>
           <w:u w:val="none"/>
         </w:rPr>
         <w:t>§ 10 [Przyjęcie dokumentacji]</w:t>
@@ -1116,10 +1116,10 @@
       <w:r>
         <w:rPr>
           <w:rFonts w:ascii="Helvetica" w:hAnsi="Helvetica" w:cs="Helvetica" w:eastAsia="Helvetica"/>
-          <w:b w:val="false"/>
-          <w:i w:val="false"/>
-          <w:caps w:val="false"/>
-          <w:sz w:val="18"/>
+          <w:sz w:val="18"/>
+          <w:b w:val="off"/>
+          <w:i w:val="off"/>
+          <w:caps w:val="off"/>
           <w:u w:val="none"/>
         </w:rPr>
         <w:t xml:space="preserve"> Przed podjęciem uchwały o scaleniu i podziale nieruchomości dokumentacja, o której mowa w § 9 ust. 1, podlega przyjęciu do państwowego zasobu geodezyjnego i kartograficznego.</w:t>
@@ -1133,10 +1133,10 @@
       <w:r>
         <w:rPr>
           <w:rFonts w:ascii="Helvetica" w:hAnsi="Helvetica" w:cs="Helvetica" w:eastAsia="Helvetica"/>
-          <w:b w:val="true"/>
-          <w:i w:val="false"/>
-          <w:caps w:val="false"/>
-          <w:sz w:val="18"/>
+          <w:sz w:val="18"/>
+          <w:b w:val="on"/>
+          <w:i w:val="off"/>
+          <w:caps w:val="off"/>
           <w:u w:val="none"/>
         </w:rPr>
         <w:t>§ 11 [Uchwała o scaleniu i podziale]</w:t>
@@ -1144,10 +1144,10 @@
       <w:r>
         <w:rPr>
           <w:rFonts w:ascii="Helvetica" w:hAnsi="Helvetica" w:cs="Helvetica" w:eastAsia="Helvetica"/>
-          <w:b w:val="false"/>
-          <w:i w:val="false"/>
-          <w:caps w:val="false"/>
-          <w:sz w:val="18"/>
+          <w:sz w:val="18"/>
+          <w:b w:val="off"/>
+          <w:i w:val="off"/>
+          <w:caps w:val="off"/>
           <w:u w:val="none"/>
         </w:rPr>
         <w:t xml:space="preserve"> Wójt przedstawia radzie gminy projekt uchwały o scaleniu i podziale nieruchomości, zawierający w szczególności:</w:t>
@@ -1162,10 +1162,10 @@
       <w:r>
         <w:rPr>
           <w:rFonts w:ascii="Helvetica" w:hAnsi="Helvetica" w:cs="Helvetica" w:eastAsia="Helvetica"/>
-          <w:b w:val="false"/>
-          <w:i w:val="false"/>
-          <w:caps w:val="false"/>
-          <w:sz w:val="18"/>
+          <w:sz w:val="18"/>
+          <w:b w:val="off"/>
+          <w:i w:val="off"/>
+          <w:caps w:val="off"/>
           <w:u w:val="none"/>
         </w:rPr>
         <w:t>1) geodezyjną dokumentację projektową scalenia i podziału nieruchomości, o której mowa w § 9 ust. 1;</w:t>
@@ -1180,10 +1180,10 @@
       <w:r>
         <w:rPr>
           <w:rFonts w:ascii="Helvetica" w:hAnsi="Helvetica" w:cs="Helvetica" w:eastAsia="Helvetica"/>
-          <w:b w:val="false"/>
-          <w:i w:val="false"/>
-          <w:caps w:val="false"/>
-          <w:sz w:val="18"/>
+          <w:sz w:val="18"/>
+          <w:b w:val="off"/>
+          <w:i w:val="off"/>
+          <w:caps w:val="off"/>
           <w:u w:val="none"/>
         </w:rPr>
         <w:t>2) wnioski, uwagi i zastrzeżenia zgłoszone w okresie wyłożenia projektu do wglądu;</w:t>
@@ -1198,10 +1198,10 @@
       <w:r>
         <w:rPr>
           <w:rFonts w:ascii="Helvetica" w:hAnsi="Helvetica" w:cs="Helvetica" w:eastAsia="Helvetica"/>
-          <w:b w:val="false"/>
-          <w:i w:val="false"/>
-          <w:caps w:val="false"/>
-          <w:sz w:val="18"/>
+          <w:sz w:val="18"/>
+          <w:b w:val="off"/>
+          <w:i w:val="off"/>
+          <w:caps w:val="off"/>
           <w:u w:val="none"/>
         </w:rPr>
         <w:t>3) protokoły z posiedzeń rady;</w:t>
@@ -1216,10 +1216,10 @@
       <w:r>
         <w:rPr>
           <w:rFonts w:ascii="Helvetica" w:hAnsi="Helvetica" w:cs="Helvetica" w:eastAsia="Helvetica"/>
-          <w:b w:val="false"/>
-          <w:i w:val="false"/>
-          <w:caps w:val="false"/>
-          <w:sz w:val="18"/>
+          <w:sz w:val="18"/>
+          <w:b w:val="off"/>
+          <w:i w:val="off"/>
+          <w:caps w:val="off"/>
           <w:u w:val="none"/>
         </w:rPr>
         <w:t>4) propozycje rozstrzygnięć ze wskazaniem praw do nowo wydzielonych działek gruntu.</w:t>
@@ -1236,10 +1236,10 @@
       <w:r>
         <w:rPr>
           <w:rFonts w:ascii="Helvetica" w:hAnsi="Helvetica" w:cs="Helvetica" w:eastAsia="Helvetica"/>
-          <w:b w:val="true"/>
-          <w:i w:val="false"/>
-          <w:caps w:val="true"/>
-          <w:sz w:val="18"/>
+          <w:sz w:val="18"/>
+          <w:b w:val="on"/>
+          <w:i w:val="off"/>
+          <w:caps w:val="on"/>
           <w:u w:val="none"/>
         </w:rPr>
         <w:t>Rozdział 5. Ustalanie opłat adiacenckich</w:t>
@@ -1253,10 +1253,10 @@
       <w:r>
         <w:rPr>
           <w:rFonts w:ascii="Helvetica" w:hAnsi="Helvetica" w:cs="Helvetica" w:eastAsia="Helvetica"/>
-          <w:b w:val="true"/>
-          <w:i w:val="false"/>
-          <w:caps w:val="false"/>
-          <w:sz w:val="18"/>
+          <w:sz w:val="18"/>
+          <w:b w:val="on"/>
+          <w:i w:val="off"/>
+          <w:caps w:val="off"/>
           <w:u w:val="none"/>
         </w:rPr>
         <w:t>§ 12 [Szacowanie wartości]</w:t>
@@ -1270,10 +1270,10 @@
       <w:r>
         <w:rPr>
           <w:rFonts w:ascii="Helvetica" w:hAnsi="Helvetica" w:cs="Helvetica" w:eastAsia="Helvetica"/>
-          <w:b w:val="false"/>
-          <w:i w:val="false"/>
-          <w:caps w:val="false"/>
-          <w:sz w:val="18"/>
+          <w:sz w:val="18"/>
+          <w:b w:val="off"/>
+          <w:i w:val="off"/>
+          <w:caps w:val="off"/>
           <w:u w:val="none"/>
         </w:rPr>
         <w:t>1. Rzeczoznawca majątkowy określa:</w:t>
@@ -1288,10 +1288,10 @@
       <w:r>
         <w:rPr>
           <w:rFonts w:ascii="Helvetica" w:hAnsi="Helvetica" w:cs="Helvetica" w:eastAsia="Helvetica"/>
-          <w:b w:val="false"/>
-          <w:i w:val="false"/>
-          <w:caps w:val="false"/>
-          <w:sz w:val="18"/>
+          <w:sz w:val="18"/>
+          <w:b w:val="off"/>
+          <w:i w:val="off"/>
+          <w:caps w:val="off"/>
           <w:u w:val="none"/>
         </w:rPr>
         <w:t>1) wartość nieruchomości przed scaleniem i podziałem według stanu na dzień wejścia w życie uchwały o przystąpieniu do scalenia i podziału nieruchomości;</w:t>
@@ -1306,10 +1306,10 @@
       <w:r>
         <w:rPr>
           <w:rFonts w:ascii="Helvetica" w:hAnsi="Helvetica" w:cs="Helvetica" w:eastAsia="Helvetica"/>
-          <w:b w:val="false"/>
-          <w:i w:val="false"/>
-          <w:caps w:val="false"/>
-          <w:sz w:val="18"/>
+          <w:sz w:val="18"/>
+          <w:b w:val="off"/>
+          <w:i w:val="off"/>
+          <w:caps w:val="off"/>
           <w:u w:val="none"/>
         </w:rPr>
         <w:t>2) wartość nieruchomości przyznanych w wyniku scalenia i podziału według stanu na dzień wejścia w życie uchwały o scaleniu i podziale nieruchomości.</w:t>
@@ -1323,10 +1323,10 @@
       <w:r>
         <w:rPr>
           <w:rFonts w:ascii="Helvetica" w:hAnsi="Helvetica" w:cs="Helvetica" w:eastAsia="Helvetica"/>
-          <w:b w:val="false"/>
-          <w:i w:val="false"/>
-          <w:caps w:val="false"/>
-          <w:sz w:val="18"/>
+          <w:sz w:val="18"/>
+          <w:b w:val="off"/>
+          <w:i w:val="off"/>
+          <w:caps w:val="off"/>
           <w:u w:val="none"/>
         </w:rPr>
         <w:t>2. Przy określaniu wartości nieruchomości, o których mowa w ust. 1 pkt 2, uwzględnia się planowane do wybudowania urządzenia infrastruktury technicznej, określone w uchwale rady gminy o scaleniu i podziale nieruchomości.</w:t>
@@ -1340,10 +1340,10 @@
       <w:r>
         <w:rPr>
           <w:rFonts w:ascii="Helvetica" w:hAnsi="Helvetica" w:cs="Helvetica" w:eastAsia="Helvetica"/>
-          <w:b w:val="false"/>
-          <w:i w:val="false"/>
-          <w:caps w:val="false"/>
-          <w:sz w:val="18"/>
+          <w:sz w:val="18"/>
+          <w:b w:val="off"/>
+          <w:i w:val="off"/>
+          <w:caps w:val="off"/>
           <w:u w:val="none"/>
         </w:rPr>
         <w:t>3. W przypadkach, o których mowa w ust. 1, przyjmuje się ceny na dzień wejścia w życie uchwały o scaleniu i podziale nieruchomości.</w:t>
@@ -1357,10 +1357,10 @@
       <w:r>
         <w:rPr>
           <w:rFonts w:ascii="Helvetica" w:hAnsi="Helvetica" w:cs="Helvetica" w:eastAsia="Helvetica"/>
-          <w:b w:val="true"/>
-          <w:i w:val="false"/>
-          <w:caps w:val="false"/>
-          <w:sz w:val="18"/>
+          <w:sz w:val="18"/>
+          <w:b w:val="on"/>
+          <w:i w:val="off"/>
+          <w:caps w:val="off"/>
           <w:u w:val="none"/>
         </w:rPr>
         <w:t>§ 13 [Opłata adiacencka]</w:t>
@@ -1374,10 +1374,10 @@
       <w:r>
         <w:rPr>
           <w:rFonts w:ascii="Helvetica" w:hAnsi="Helvetica" w:cs="Helvetica" w:eastAsia="Helvetica"/>
-          <w:b w:val="false"/>
-          <w:i w:val="false"/>
-          <w:caps w:val="false"/>
-          <w:sz w:val="18"/>
+          <w:sz w:val="18"/>
+          <w:b w:val="off"/>
+          <w:i w:val="off"/>
+          <w:caps w:val="off"/>
           <w:u w:val="none"/>
         </w:rPr>
         <w:t>1. Opłatę adiacencką ustala wójt w drodze decyzji, zgodnie z uchwałą o scaleniu i podziale nieruchomości oraz ugodą, o której mowa w art. 107 ust. 3 ustawy.</w:t>
@@ -1391,10 +1391,10 @@
       <w:r>
         <w:rPr>
           <w:rFonts w:ascii="Helvetica" w:hAnsi="Helvetica" w:cs="Helvetica" w:eastAsia="Helvetica"/>
-          <w:b w:val="false"/>
-          <w:i w:val="false"/>
-          <w:caps w:val="false"/>
-          <w:sz w:val="18"/>
+          <w:sz w:val="18"/>
+          <w:b w:val="off"/>
+          <w:i w:val="off"/>
+          <w:caps w:val="off"/>
           <w:u w:val="none"/>
         </w:rPr>
         <w:t>2. Opłata adiacencka, ustalona na podstawie wartości, o których mowa w § 12 ust. 1, podlega waloryzacji na dzień wydania decyzji o opłacie adiacenckiej, zgodnie z art. 5 i art. 227 ustawy.</w:t>
@@ -1411,10 +1411,10 @@
       <w:r>
         <w:rPr>
           <w:rFonts w:ascii="Helvetica" w:hAnsi="Helvetica" w:cs="Helvetica" w:eastAsia="Helvetica"/>
-          <w:b w:val="true"/>
-          <w:i w:val="false"/>
-          <w:caps w:val="true"/>
-          <w:sz w:val="18"/>
+          <w:sz w:val="18"/>
+          <w:b w:val="on"/>
+          <w:i w:val="off"/>
+          <w:caps w:val="on"/>
           <w:u w:val="none"/>
         </w:rPr>
         <w:t>Rozdział 6. Przepis końcowy</w:t>
@@ -1428,10 +1428,10 @@
       <w:r>
         <w:rPr>
           <w:rFonts w:ascii="Helvetica" w:hAnsi="Helvetica" w:cs="Helvetica" w:eastAsia="Helvetica"/>
-          <w:b w:val="true"/>
-          <w:i w:val="false"/>
-          <w:caps w:val="false"/>
-          <w:sz w:val="18"/>
+          <w:sz w:val="18"/>
+          <w:b w:val="on"/>
+          <w:i w:val="off"/>
+          <w:caps w:val="off"/>
           <w:u w:val="none"/>
         </w:rPr>
         <w:t>§ 14 [Wejście w życie]</w:t>
@@ -1439,10 +1439,10 @@
       <w:r>
         <w:rPr>
           <w:rFonts w:ascii="Helvetica" w:hAnsi="Helvetica" w:cs="Helvetica" w:eastAsia="Helvetica"/>
-          <w:b w:val="false"/>
-          <w:i w:val="false"/>
-          <w:caps w:val="false"/>
-          <w:sz w:val="18"/>
+          <w:sz w:val="18"/>
+          <w:b w:val="off"/>
+          <w:i w:val="off"/>
+          <w:caps w:val="off"/>
           <w:u w:val="none"/>
         </w:rPr>
         <w:t xml:space="preserve"> Rozporządzenie wchodzi w życie po upływie 14 dni od dnia ogłoszenia.</w:t>
@@ -1493,7 +1493,7 @@
       <w:szCs w:val="20"/>
     </w:rPr>
   </w:style>
-  <w:style w:customStyle="1" w:styleId="FootnoteTextChar" w:type="character">
+  <w:style w:styleId="FootnoteTextChar" w:type="character">
     <w:name w:val="Footnote Text Char"/>
     <w:basedOn w:val="DefaultParagraphFont"/>
     <w:link w:val="FootnoteText"/>
